--- a/policies/build/sop_record_masters/HRM/Records/HRM.4_Record_04_performance_improvement_plan_log.docx
+++ b/policies/build/sop_record_masters/HRM/Records/HRM.4_Record_04_performance_improvement_plan_log.docx
@@ -82,6 +82,7 @@
     <w:p>
       <w:pPr>
         <w:pStyle w:val="ListParagraph"/>
+        <w:spacing w:after="200" w:before="40"/>
       </w:pPr>
       <w:r>
         <w:t xml:space="preserve">National Accreditation Board for Hospitals and Healthcare Providers. (2022). Standards for Small Healthcare Organisations (3rd ed.). </w:t>

--- a/policies/build/sop_record_masters/HRM/Records/HRM.4_Record_04_performance_improvement_plan_log.docx
+++ b/policies/build/sop_record_masters/HRM/Records/HRM.4_Record_04_performance_improvement_plan_log.docx
@@ -82,10 +82,11 @@
     <w:p>
       <w:pPr>
         <w:pStyle w:val="ListParagraph"/>
-        <w:spacing w:after="200" w:before="40"/>
+        <w:spacing w:after="240" w:before="80"/>
+        <w:contextualSpacing w:val="0"/>
       </w:pPr>
       <w:r>
-        <w:t xml:space="preserve">National Accreditation Board for Hospitals and Healthcare Providers. (2022). Standards for Small Healthcare Organisations (3rd ed.). </w:t>
+        <w:t xml:space="preserve">• National Accreditation Board for Hospitals and Healthcare Providers. (2022). Standards for Small Healthcare Organisations (3rd ed.). </w:t>
       </w:r>
       <w:hyperlink r:id="rId9">
         <w:r>
